--- a/ai/AI-03_AI_Disclosure_Form_Working.docx
+++ b/ai/AI-03_AI_Disclosure_Form_Working.docx
@@ -283,15 +283,12 @@
             <w:tcW w:w="6520" w:type="dxa"/>
           </w:tcPr>
           <w:p>
-            <w:pPr>
-              <w:cnfStyle w:val="000000010000" w:firstRow="0" w:lastRow="0" w:firstColumn="0" w:lastColumn="0" w:oddVBand="0" w:evenVBand="0" w:oddHBand="0" w:evenHBand="1" w:firstRowFirstColumn="0" w:firstRowLastColumn="0" w:lastRowFirstColumn="0" w:lastRowLastColumn="0"/>
-            </w:pPr>
             <w:r>
               <w:rPr>
                 <w:rFonts w:ascii="Arial" w:hAnsi="Arial"/>
-                <w:sz w:val="21"/>
+                <w:sz w:val="18"/>
               </w:rPr>
-              <w:t>Category ____</w:t>
+              <w:t>Category 4 — AI-assisted task completion with human evaluation</w:t>
             </w:r>
           </w:p>
         </w:tc>
@@ -321,7 +318,11 @@
           </w:tcPr>
           <w:p>
             <w:r>
-              <w:t xml:space="preserve">2026-10-09</w:t>
+              <w:rPr>
+                <w:rFonts w:ascii="Arial" w:hAnsi="Arial"/>
+                <w:sz w:val="18"/>
+              </w:rPr>
+              <w:t>2026-10-16</w:t>
             </w:r>
           </w:p>
         </w:tc>
@@ -424,24 +425,26 @@
       <w:r>
         <w:rPr>
           <w:rFonts w:ascii="Arial" w:hAnsi="Arial"/>
+          <w:sz w:val="18"/>
         </w:rPr>
-        <w:t>__________________________________________________________________________________________</w:t>
+        <w:t>OpenAI Codex — model codex gpt-5.6 sol, reasoning effort medium. No other AI tool was used for this assignment.</w:t>
       </w:r>
     </w:p>
     <w:p>
       <w:r>
         <w:rPr>
           <w:rFonts w:ascii="Arial" w:hAnsi="Arial"/>
+          <w:sz w:val="18"/>
         </w:rPr>
-        <w:t>__________________________________________________________________________________________</w:t>
+        <w:t>The complete chronological record is provided in Appendix A: ai/prompt_log.md; audited direct-submission artifacts are recorded in ai/AI-02_AI_Audit_Report_Working.docx.</w:t>
       </w:r>
     </w:p>
     <w:p>
       <w:r>
         <w:rPr>
           <w:rFonts w:ascii="Arial" w:hAnsi="Arial"/>
+          <w:sz w:val="18"/>
         </w:rPr>
-        <w:t>__________________________________________________________________________________________</w:t>
       </w:r>
     </w:p>
     <w:p>
@@ -461,34 +464,34 @@
           <w:rFonts w:ascii="Arial" w:hAnsi="Arial"/>
           <w:i/>
           <w:color w:val="707070"/>
-          <w:sz w:val="20"/>
+          <w:sz w:val="18"/>
         </w:rPr>
-        <w:t>Tick all that apply: [ ] brainstorming  [ ] outlining  [ ] drafting  [ ] feedback  [ ] revision  [ ] coding  [ ] data analysis  [ ] visual design  [ ] other (specify).</w:t>
+        <w:t>[x] brainstorming  [x] outlining  [x] drafting  [x] feedback  [x] revision  [x] coding  [x] data analysis  [ ] visual design  [x] other</w:t>
       </w:r>
     </w:p>
     <w:p>
       <w:r>
         <w:rPr>
           <w:rFonts w:ascii="Arial" w:hAnsi="Arial"/>
+          <w:sz w:val="18"/>
         </w:rPr>
-        <w:t>__________________________________________________________________________________________</w:t>
+        <w:t>Other stages: SRS/source inspection, environment diagnosis, evidence organization, traceability, report formatting, Git workflow support, and AI compliance documentation.</w:t>
       </w:r>
     </w:p>
     <w:p>
       <w:r>
         <w:rPr>
           <w:rFonts w:ascii="Arial" w:hAnsi="Arial"/>
+          <w:sz w:val="18"/>
         </w:rPr>
-        <w:t>__________________________________________________________________________________________</w:t>
       </w:r>
     </w:p>
     <w:p>
       <w:r>
         <w:rPr>
           <w:rFonts w:ascii="Arial" w:hAnsi="Arial"/>
+          <w:sz w:val="18"/>
         </w:rPr>
-        <w:lastRenderedPageBreak/>
-        <w:t>__________________________________________________________________________________________</w:t>
       </w:r>
     </w:p>
     <w:p>
@@ -517,32 +520,65 @@
       <w:r>
         <w:rPr>
           <w:rFonts w:ascii="Arial" w:hAnsi="Arial"/>
+          <w:sz w:val="16"/>
         </w:rPr>
-        <w:t>__________________________________________________________________________________________</w:t>
+        <w:t>Prompt 1 — S001-I034 (verbatim task text):</w:t>
+        <w:br/>
+        <w:t>dựa vào skill đã có hãy&amp;#x20;</w:t>
+        <w:br/>
+        <w:br/>
+        <w:t>3. Equivalence Partitioning và BVA</w:t>
+        <w:br/>
+        <w:t xml:space="preserve">   Tạo features/B/03\_boundary\_value\_analysis.md.</w:t>
+        <w:br/>
+        <w:t xml:space="preserve">   - Chia valid/invalid partition.</w:t>
+        <w:br/>
+        <w:t xml:space="preserve">   - Tìm boundary cho discount value, order value, ngày hiệu lực và usage limit.</w:t>
+        <w:br/>
+        <w:t xml:space="preserve">   - Xử lý code rỗng, whitespace, trùng code, coupon hết hạn.</w:t>
+        <w:br/>
+        <w:t xml:space="preserve">   - Không tự đặt giới hạn nếu source và tài liệu không quy định.</w:t>
       </w:r>
     </w:p>
     <w:p>
       <w:r>
         <w:rPr>
           <w:rFonts w:ascii="Arial" w:hAnsi="Arial"/>
+          <w:sz w:val="16"/>
         </w:rPr>
-        <w:t>__________________________________________________________________________________________</w:t>
+        <w:t>Prompt 2 — S001-I027 (verbatim task text):</w:t>
+        <w:br/>
+        <w:t>Hãy triển khai toàn bộ Step 5 cho A-FR03. Tạo Playwright automation trong</w:t>
+        <w:br/>
+        <w:t>submission-src/automation/A-FR03, không sửa source SHOP. Tạo fixture SQLite,</w:t>
+        <w:br/>
+        <w:t>chạy tuần tự toàn bộ 38 test case trong 04\_test\_cases.md, tự khởi động backend</w:t>
+        <w:br/>
+        <w:t>và frontend, lưu screenshot/trace vào evidence/A/execution, xuất results.json</w:t>
+        <w:br/>
+        <w:t>và tạo features/A/05\_execution\_results.md. Case không thể chạy phải ghi BLOCKED</w:t>
+        <w:br/>
+        <w:t>và giải thích, không thay đổi expected result để ép test pass. Cập nhật prompt</w:t>
+        <w:br/>
+        <w:t>log và AI-02 theo skill. Chưa commit sau khi chạy để tôi review kết quả.</w:t>
       </w:r>
     </w:p>
     <w:p>
       <w:r>
         <w:rPr>
           <w:rFonts w:ascii="Arial" w:hAnsi="Arial"/>
+          <w:sz w:val="16"/>
         </w:rPr>
-        <w:t>__________________________________________________________________________________________</w:t>
+        <w:t>Prompt 3 — S001-I030 (verbatim): tạo cho tôi các skill `domain-testing-feature-workflow`  , `domain-model-and-bva`  , `playwright-domain-test-runner`</w:t>
       </w:r>
     </w:p>
     <w:p>
       <w:r>
         <w:rPr>
           <w:rFonts w:ascii="Arial" w:hAnsi="Arial"/>
+          <w:sz w:val="18"/>
         </w:rPr>
-        <w:t>__________________________________________________________________________________________</w:t>
+        <w:t>The complete prompts, IDE context, AI responses, timestamps, and artifact references are included in Appendix A (ai/prompt_log.md).</w:t>
       </w:r>
     </w:p>
     <w:p>
@@ -571,32 +607,36 @@
       <w:r>
         <w:rPr>
           <w:rFonts w:ascii="Arial" w:hAnsi="Arial"/>
+          <w:sz w:val="18"/>
         </w:rPr>
-        <w:t>__________________________________________________________________________________________</w:t>
+        <w:t>AI inspected and systematized the assignment, SRS, README, API contract, database schema, and relevant SHOP source; it drafted specifications/oracles, Domain Models, Equivalence Partitions, BVA, and test cases for Pools A–D.</w:t>
       </w:r>
     </w:p>
     <w:p>
       <w:r>
         <w:rPr>
           <w:rFonts w:ascii="Arial" w:hAnsi="Arial"/>
+          <w:sz w:val="18"/>
         </w:rPr>
-        <w:t>__________________________________________________________________________________________</w:t>
+        <w:t>AI created and executed Playwright runners and isolated SQLite fixtures, summarized results, organized screenshots/traces/service logs, and drafted execution, defect/gap, traceability, feature-closure, Markdown, and LaTeX report artifacts.</w:t>
       </w:r>
     </w:p>
     <w:p>
       <w:r>
         <w:rPr>
           <w:rFonts w:ascii="Arial" w:hAnsi="Arial"/>
+          <w:sz w:val="18"/>
         </w:rPr>
-        <w:t>__________________________________________________________________________________________</w:t>
+        <w:t>AI created three reusable Agent Skills and helped diagnose the Mobile environment, upgrade/configure Expo, and map supplementary physical-iOS screenshots. AI also drafted and updated the AI audit, disclosure, critique, and prompt-log materials.</w:t>
       </w:r>
     </w:p>
     <w:p>
       <w:r>
         <w:rPr>
           <w:rFonts w:ascii="Arial" w:hAnsi="Arial"/>
+          <w:sz w:val="18"/>
         </w:rPr>
-        <w:t>__________________________________________________________________________________________</w:t>
+        <w:t>The student supplied the feature allocation, ran the provided platforms, captured smoke/native evidence, reviewed artifacts through recorded review requests, and retained responsibility for final acceptance, signature, submission, and oral defense. AI did not create physical-device screenshots or a demo video.</w:t>
       </w:r>
     </w:p>
     <w:p>
@@ -625,33 +665,36 @@
       <w:r>
         <w:rPr>
           <w:rFonts w:ascii="Arial" w:hAnsi="Arial"/>
+          <w:sz w:val="18"/>
         </w:rPr>
-        <w:t>__________________________________________________________________________________________</w:t>
+        <w:t>I compared rules and expected results with the assignment, SHOP README, API specification, source code, controller/validation logic, and SQLite schema. Missing or conflicting rules were recorded as requirement gaps instead of being invented.</w:t>
       </w:r>
     </w:p>
     <w:p>
       <w:r>
         <w:rPr>
           <w:rFonts w:ascii="Arial" w:hAnsi="Arial"/>
+          <w:sz w:val="18"/>
         </w:rPr>
-        <w:t>__________________________________________________________________________________________</w:t>
+        <w:t>I reviewed the designed artifacts and linked requirement → partition/boundary → test case → execution result → defect/gap → evidence. Automated results were checked against results.json, screenshots, Playwright traces, service logs, and isolated fixture state.</w:t>
       </w:r>
     </w:p>
     <w:p>
       <w:r>
         <w:rPr>
           <w:rFonts w:ascii="Arial" w:hAnsi="Arial"/>
+          <w:sz w:val="18"/>
         </w:rPr>
-        <w:t>__________________________________________________________________________________________</w:t>
+        <w:t>I preserved PASS/FAIL/BLOCKED/NOT RUN verdicts and did not change expected results to make the SUT pass. Cases without a usable oracle or execution condition remained BLOCKED, and FAIL cases were grouped by root cause rather than counted as one bug each.</w:t>
       </w:r>
     </w:p>
     <w:p>
       <w:r>
         <w:rPr>
           <w:rFonts w:ascii="Arial" w:hAnsi="Arial"/>
+          <w:sz w:val="18"/>
         </w:rPr>
-        <w:lastRenderedPageBreak/>
-        <w:t>__________________________________________________________________________________________</w:t>
+        <w:t>I checked Git history and file references, rendered the XeLaTeX report, inspected supplementary evidence from a physical iOS device, and recorded residual risks. Final review of this form and the handwritten/electronic signature remain the student's responsibility.</w:t>
       </w:r>
     </w:p>
     <w:p>
@@ -680,32 +723,34 @@
       <w:r>
         <w:rPr>
           <w:rFonts w:ascii="Arial" w:hAnsi="Arial"/>
+          <w:sz w:val="18"/>
         </w:rPr>
-        <w:t>__________________________________________________________________________________________</w:t>
+        <w:t>[1] OpenAI, “Codex,” AI coding agent, 2026. [Online]. Available: https://openai.com/codex/. [Accessed: Oct. 16, 2026].</w:t>
       </w:r>
     </w:p>
     <w:p>
       <w:r>
         <w:rPr>
           <w:rFonts w:ascii="Arial" w:hAnsi="Arial"/>
+          <w:sz w:val="18"/>
         </w:rPr>
-        <w:t>__________________________________________________________________________________________</w:t>
+        <w:t>Model used in the recorded sessions: codex gpt-5.6 sol, reasoning effort medium. Full interaction evidence: Appendix A (ai/prompt_log.md).</w:t>
       </w:r>
     </w:p>
     <w:p>
       <w:r>
         <w:rPr>
           <w:rFonts w:ascii="Arial" w:hAnsi="Arial"/>
+          <w:sz w:val="18"/>
         </w:rPr>
-        <w:t>__________________________________________________________________________________________</w:t>
       </w:r>
     </w:p>
     <w:p>
       <w:r>
         <w:rPr>
           <w:rFonts w:ascii="Arial" w:hAnsi="Arial"/>
+          <w:sz w:val="18"/>
         </w:rPr>
-        <w:t>__________________________________________________________________________________________</w:t>
       </w:r>
     </w:p>
     <w:p>
@@ -931,7 +976,11 @@
           </w:tcPr>
           <w:p>
             <w:r>
-              <w:t xml:space="preserve">2026-10-09</w:t>
+              <w:rPr>
+                <w:rFonts w:ascii="Arial" w:hAnsi="Arial"/>
+                <w:sz w:val="18"/>
+              </w:rPr>
+              <w:t>2026-10-16</w:t>
             </w:r>
           </w:p>
         </w:tc>
@@ -961,9 +1010,13 @@
             <w:tcW w:w="6520" w:type="dxa"/>
           </w:tcPr>
           <w:p>
-            <w:pPr>
-              <w:cnfStyle w:val="000000010000" w:firstRow="0" w:lastRow="0" w:firstColumn="0" w:lastColumn="0" w:oddVBand="0" w:evenVBand="0" w:oddHBand="0" w:evenHBand="1" w:firstRowFirstColumn="0" w:firstRowLastColumn="0" w:lastRowFirstColumn="0" w:lastRowLastColumn="0"/>
-            </w:pPr>
+            <w:r>
+              <w:rPr>
+                <w:rFonts w:ascii="Arial" w:hAnsi="Arial"/>
+                <w:sz w:val="18"/>
+              </w:rPr>
+              <w:t/>
+            </w:r>
           </w:p>
         </w:tc>
       </w:tr>

--- a/ai/AI-03_AI_Disclosure_Form_Working.docx
+++ b/ai/AI-03_AI_Disclosure_Form_Working.docx
@@ -223,8 +223,11 @@
             <w:tcW w:w="6520" w:type="dxa"/>
           </w:tcPr>
           <w:p>
+            <w:pPr>
+              <w:cnfStyle w:val="000000010000" w:firstRow="0" w:lastRow="0" w:firstColumn="0" w:lastColumn="0" w:oddVBand="0" w:evenVBand="0" w:oddHBand="0" w:evenHBand="1" w:firstRowFirstColumn="0" w:firstRowLastColumn="0" w:lastRowFirstColumn="0" w:lastRowLastColumn="0"/>
+            </w:pPr>
             <w:r>
-              <w:t xml:space="preserve">HW#02</w:t>
+              <w:t>HW#02</w:t>
             </w:r>
           </w:p>
         </w:tc>
@@ -253,8 +256,11 @@
             <w:tcW w:w="6520" w:type="dxa"/>
           </w:tcPr>
           <w:p>
+            <w:pPr>
+              <w:cnfStyle w:val="000000100000" w:firstRow="0" w:lastRow="0" w:firstColumn="0" w:lastColumn="0" w:oddVBand="0" w:evenVBand="0" w:oddHBand="1" w:evenHBand="0" w:firstRowFirstColumn="0" w:firstRowLastColumn="0" w:lastRowFirstColumn="0" w:lastRowLastColumn="0"/>
+            </w:pPr>
             <w:r>
-              <w:t xml:space="preserve">Domain Testing on EShop</w:t>
+              <w:t>Domain Testing on EShop</w:t>
             </w:r>
           </w:p>
         </w:tc>
@@ -283,6 +289,9 @@
             <w:tcW w:w="6520" w:type="dxa"/>
           </w:tcPr>
           <w:p>
+            <w:pPr>
+              <w:cnfStyle w:val="000000010000" w:firstRow="0" w:lastRow="0" w:firstColumn="0" w:lastColumn="0" w:oddVBand="0" w:evenVBand="0" w:oddHBand="0" w:evenHBand="1" w:firstRowFirstColumn="0" w:firstRowLastColumn="0" w:lastRowFirstColumn="0" w:lastRowLastColumn="0"/>
+            </w:pPr>
             <w:r>
               <w:rPr>
                 <w:rFonts w:ascii="Arial" w:hAnsi="Arial"/>
@@ -317,6 +326,9 @@
             <w:tcW w:w="6520" w:type="dxa"/>
           </w:tcPr>
           <w:p>
+            <w:pPr>
+              <w:cnfStyle w:val="000000100000" w:firstRow="0" w:lastRow="0" w:firstColumn="0" w:lastColumn="0" w:oddVBand="0" w:evenVBand="0" w:oddHBand="1" w:evenHBand="0" w:firstRowFirstColumn="0" w:firstRowLastColumn="0" w:lastRowFirstColumn="0" w:lastRowLastColumn="0"/>
+            </w:pPr>
             <w:r>
               <w:rPr>
                 <w:rFonts w:ascii="Arial" w:hAnsi="Arial"/>
@@ -351,8 +363,11 @@
             <w:tcW w:w="6520" w:type="dxa"/>
           </w:tcPr>
           <w:p>
+            <w:pPr>
+              <w:cnfStyle w:val="000000010000" w:firstRow="0" w:lastRow="0" w:firstColumn="0" w:lastColumn="0" w:oddVBand="0" w:evenVBand="0" w:oddHBand="0" w:evenHBand="1" w:firstRowFirstColumn="0" w:firstRowLastColumn="0" w:lastRowFirstColumn="0" w:lastRowLastColumn="0"/>
+            </w:pPr>
             <w:r>
-              <w:t xml:space="preserve">Nguyễn Phúc Hậu</w:t>
+              <w:t>Nguyễn Phúc Hậu</w:t>
             </w:r>
           </w:p>
         </w:tc>
@@ -381,8 +396,11 @@
             <w:tcW w:w="6520" w:type="dxa"/>
           </w:tcPr>
           <w:p>
+            <w:pPr>
+              <w:cnfStyle w:val="000000100000" w:firstRow="0" w:lastRow="0" w:firstColumn="0" w:lastColumn="0" w:oddVBand="0" w:evenVBand="0" w:oddHBand="1" w:evenHBand="0" w:firstRowFirstColumn="0" w:firstRowLastColumn="0" w:lastRowFirstColumn="0" w:lastRowLastColumn="0"/>
+            </w:pPr>
             <w:r>
-              <w:t xml:space="preserve">23120252</w:t>
+              <w:t>23120252</w:t>
             </w:r>
           </w:p>
         </w:tc>
@@ -439,14 +457,7 @@
         <w:t>The complete chronological record is provided in Appendix A: ai/prompt_log.md; audited direct-submission artifacts are recorded in ai/AI-02_AI_Audit_Report_Working.docx.</w:t>
       </w:r>
     </w:p>
-    <w:p>
-      <w:r>
-        <w:rPr>
-          <w:rFonts w:ascii="Arial" w:hAnsi="Arial"/>
-          <w:sz w:val="18"/>
-        </w:rPr>
-      </w:r>
-    </w:p>
+    <w:p/>
     <w:p>
       <w:pPr>
         <w:pStyle w:val="Heading3"/>
@@ -478,22 +489,8 @@
         <w:t>Other stages: SRS/source inspection, environment diagnosis, evidence organization, traceability, report formatting, Git workflow support, and AI compliance documentation.</w:t>
       </w:r>
     </w:p>
-    <w:p>
-      <w:r>
-        <w:rPr>
-          <w:rFonts w:ascii="Arial" w:hAnsi="Arial"/>
-          <w:sz w:val="18"/>
-        </w:rPr>
-      </w:r>
-    </w:p>
-    <w:p>
-      <w:r>
-        <w:rPr>
-          <w:rFonts w:ascii="Arial" w:hAnsi="Arial"/>
-          <w:sz w:val="18"/>
-        </w:rPr>
-      </w:r>
-    </w:p>
+    <w:p/>
+    <w:p/>
     <w:p>
       <w:pPr>
         <w:pStyle w:val="Heading3"/>
@@ -502,6 +499,7 @@
         <w:rPr>
           <w:rFonts w:ascii="Arial" w:hAnsi="Arial"/>
         </w:rPr>
+        <w:lastRenderedPageBreak/>
         <w:t>3. Main prompts or tasks given to the AI:</w:t>
       </w:r>
     </w:p>
@@ -523,19 +521,67 @@
           <w:sz w:val="16"/>
         </w:rPr>
         <w:t>Prompt 1 — S001-I034 (verbatim task text):</w:t>
+      </w:r>
+      <w:r>
+        <w:rPr>
+          <w:rFonts w:ascii="Arial" w:hAnsi="Arial"/>
+          <w:sz w:val="16"/>
+        </w:rPr>
         <w:br/>
         <w:t>dựa vào skill đã có hãy&amp;#x20;</w:t>
+      </w:r>
+      <w:r>
+        <w:rPr>
+          <w:rFonts w:ascii="Arial" w:hAnsi="Arial"/>
+          <w:sz w:val="16"/>
+        </w:rPr>
         <w:br/>
+      </w:r>
+      <w:r>
+        <w:rPr>
+          <w:rFonts w:ascii="Arial" w:hAnsi="Arial"/>
+          <w:sz w:val="16"/>
+        </w:rPr>
         <w:br/>
         <w:t>3. Equivalence Partitioning và BVA</w:t>
+      </w:r>
+      <w:r>
+        <w:rPr>
+          <w:rFonts w:ascii="Arial" w:hAnsi="Arial"/>
+          <w:sz w:val="16"/>
+        </w:rPr>
         <w:br/>
         <w:t xml:space="preserve">   Tạo features/B/03\_boundary\_value\_analysis.md.</w:t>
+      </w:r>
+      <w:r>
+        <w:rPr>
+          <w:rFonts w:ascii="Arial" w:hAnsi="Arial"/>
+          <w:sz w:val="16"/>
+        </w:rPr>
         <w:br/>
         <w:t xml:space="preserve">   - Chia valid/invalid partition.</w:t>
+      </w:r>
+      <w:r>
+        <w:rPr>
+          <w:rFonts w:ascii="Arial" w:hAnsi="Arial"/>
+          <w:sz w:val="16"/>
+        </w:rPr>
         <w:br/>
         <w:t xml:space="preserve">   - Tìm boundary cho discount value, order value, ngày hiệu lực và usage limit.</w:t>
+      </w:r>
+      <w:r>
+        <w:rPr>
+          <w:rFonts w:ascii="Arial" w:hAnsi="Arial"/>
+          <w:sz w:val="16"/>
+        </w:rPr>
         <w:br/>
         <w:t xml:space="preserve">   - Xử lý code rỗng, whitespace, trùng code, coupon hết hạn.</w:t>
+      </w:r>
+      <w:r>
+        <w:rPr>
+          <w:rFonts w:ascii="Arial" w:hAnsi="Arial"/>
+          <w:sz w:val="16"/>
+        </w:rPr>
         <w:br/>
         <w:t xml:space="preserve">   - Không tự đặt giới hạn nếu source và tài liệu không quy định.</w:t>
       </w:r>
@@ -547,18 +593,60 @@
           <w:sz w:val="16"/>
         </w:rPr>
         <w:t>Prompt 2 — S001-I027 (verbatim task text):</w:t>
+      </w:r>
+      <w:r>
+        <w:rPr>
+          <w:rFonts w:ascii="Arial" w:hAnsi="Arial"/>
+          <w:sz w:val="16"/>
+        </w:rPr>
         <w:br/>
         <w:t>Hãy triển khai toàn bộ Step 5 cho A-FR03. Tạo Playwright automation trong</w:t>
+      </w:r>
+      <w:r>
+        <w:rPr>
+          <w:rFonts w:ascii="Arial" w:hAnsi="Arial"/>
+          <w:sz w:val="16"/>
+        </w:rPr>
         <w:br/>
         <w:t>submission-src/automation/A-FR03, không sửa source SHOP. Tạo fixture SQLite,</w:t>
+      </w:r>
+      <w:r>
+        <w:rPr>
+          <w:rFonts w:ascii="Arial" w:hAnsi="Arial"/>
+          <w:sz w:val="16"/>
+        </w:rPr>
         <w:br/>
         <w:t>chạy tuần tự toàn bộ 38 test case trong 04\_test\_cases.md, tự khởi động backend</w:t>
+      </w:r>
+      <w:r>
+        <w:rPr>
+          <w:rFonts w:ascii="Arial" w:hAnsi="Arial"/>
+          <w:sz w:val="16"/>
+        </w:rPr>
         <w:br/>
         <w:t>và frontend, lưu screenshot/trace vào evidence/A/execution, xuất results.json</w:t>
+      </w:r>
+      <w:r>
+        <w:rPr>
+          <w:rFonts w:ascii="Arial" w:hAnsi="Arial"/>
+          <w:sz w:val="16"/>
+        </w:rPr>
         <w:br/>
         <w:t>và tạo features/A/05\_execution\_results.md. Case không thể chạy phải ghi BLOCKED</w:t>
+      </w:r>
+      <w:r>
+        <w:rPr>
+          <w:rFonts w:ascii="Arial" w:hAnsi="Arial"/>
+          <w:sz w:val="16"/>
+        </w:rPr>
         <w:br/>
         <w:t>và giải thích, không thay đổi expected result để ép test pass. Cập nhật prompt</w:t>
+      </w:r>
+      <w:r>
+        <w:rPr>
+          <w:rFonts w:ascii="Arial" w:hAnsi="Arial"/>
+          <w:sz w:val="16"/>
+        </w:rPr>
         <w:br/>
         <w:t>log và AI-02 theo skill. Chưa commit sau khi chạy để tôi review kết quả.</w:t>
       </w:r>
@@ -676,6 +764,7 @@
           <w:rFonts w:ascii="Arial" w:hAnsi="Arial"/>
           <w:sz w:val="18"/>
         </w:rPr>
+        <w:lastRenderedPageBreak/>
         <w:t>I reviewed the designed artifacts and linked requirement → partition/boundary → test case → execution result → defect/gap → evidence. Automated results were checked against results.json, screenshots, Playwright traces, service logs, and isolated fixture state.</w:t>
       </w:r>
     </w:p>
@@ -737,22 +826,8 @@
         <w:t>Model used in the recorded sessions: codex gpt-5.6 sol, reasoning effort medium. Full interaction evidence: Appendix A (ai/prompt_log.md).</w:t>
       </w:r>
     </w:p>
-    <w:p>
-      <w:r>
-        <w:rPr>
-          <w:rFonts w:ascii="Arial" w:hAnsi="Arial"/>
-          <w:sz w:val="18"/>
-        </w:rPr>
-      </w:r>
-    </w:p>
-    <w:p>
-      <w:r>
-        <w:rPr>
-          <w:rFonts w:ascii="Arial" w:hAnsi="Arial"/>
-          <w:sz w:val="18"/>
-        </w:rPr>
-      </w:r>
-    </w:p>
+    <w:p/>
+    <w:p/>
     <w:p>
       <w:pPr>
         <w:pStyle w:val="Heading2"/>
@@ -820,8 +895,11 @@
             <w:tcW w:w="6520" w:type="dxa"/>
           </w:tcPr>
           <w:p>
+            <w:pPr>
+              <w:cnfStyle w:val="100000000000" w:firstRow="1" w:lastRow="0" w:firstColumn="0" w:lastColumn="0" w:oddVBand="0" w:evenVBand="0" w:oddHBand="0" w:evenHBand="0" w:firstRowFirstColumn="0" w:firstRowLastColumn="0" w:lastRowFirstColumn="0" w:lastRowLastColumn="0"/>
+            </w:pPr>
             <w:r>
-              <w:t xml:space="preserve">Nguyễn Phúc Hậu</w:t>
+              <w:t>Nguyễn Phúc Hậu</w:t>
             </w:r>
           </w:p>
         </w:tc>
@@ -851,8 +929,11 @@
             <w:tcW w:w="6520" w:type="dxa"/>
           </w:tcPr>
           <w:p>
+            <w:pPr>
+              <w:cnfStyle w:val="000000100000" w:firstRow="0" w:lastRow="0" w:firstColumn="0" w:lastColumn="0" w:oddVBand="0" w:evenVBand="0" w:oddHBand="1" w:evenHBand="0" w:firstRowFirstColumn="0" w:firstRowLastColumn="0" w:lastRowFirstColumn="0" w:lastRowLastColumn="0"/>
+            </w:pPr>
             <w:r>
-              <w:t xml:space="preserve">23120252</w:t>
+              <w:t>23120252</w:t>
             </w:r>
           </w:p>
         </w:tc>
@@ -882,8 +963,11 @@
             <w:tcW w:w="6520" w:type="dxa"/>
           </w:tcPr>
           <w:p>
+            <w:pPr>
+              <w:cnfStyle w:val="000000010000" w:firstRow="0" w:lastRow="0" w:firstColumn="0" w:lastColumn="0" w:oddVBand="0" w:evenVBand="0" w:oddHBand="0" w:evenHBand="1" w:firstRowFirstColumn="0" w:firstRowLastColumn="0" w:lastRowFirstColumn="0" w:lastRowLastColumn="0"/>
+            </w:pPr>
             <w:r>
-              <w:t xml:space="preserve">CQ2023/31</w:t>
+              <w:t>CQ2023/31</w:t>
             </w:r>
           </w:p>
         </w:tc>
@@ -913,8 +997,11 @@
             <w:tcW w:w="6520" w:type="dxa"/>
           </w:tcPr>
           <w:p>
+            <w:pPr>
+              <w:cnfStyle w:val="000000100000" w:firstRow="0" w:lastRow="0" w:firstColumn="0" w:lastColumn="0" w:oddVBand="0" w:evenVBand="0" w:oddHBand="1" w:evenHBand="0" w:firstRowFirstColumn="0" w:firstRowLastColumn="0" w:lastRowFirstColumn="0" w:lastRowLastColumn="0"/>
+            </w:pPr>
             <w:r>
-              <w:t xml:space="preserve">CS423 / CSC13003 — Software Testing</w:t>
+              <w:t>CS423 / CSC13003 — Software Testing</w:t>
             </w:r>
           </w:p>
         </w:tc>
@@ -944,8 +1031,11 @@
             <w:tcW w:w="6520" w:type="dxa"/>
           </w:tcPr>
           <w:p>
+            <w:pPr>
+              <w:cnfStyle w:val="000000010000" w:firstRow="0" w:lastRow="0" w:firstColumn="0" w:lastColumn="0" w:oddVBand="0" w:evenVBand="0" w:oddHBand="0" w:evenHBand="1" w:firstRowFirstColumn="0" w:firstRowLastColumn="0" w:lastRowFirstColumn="0" w:lastRowLastColumn="0"/>
+            </w:pPr>
             <w:r>
-              <w:t xml:space="preserve">Trần Thị Bích Hạnh; Trương Phước Lộc; Hồ Tuấn Thanh</w:t>
+              <w:t>Trần Thị Bích Hạnh; Trương Phước Lộc; Hồ Tuấn Thanh</w:t>
             </w:r>
           </w:p>
         </w:tc>
@@ -975,6 +1065,9 @@
             <w:tcW w:w="6520" w:type="dxa"/>
           </w:tcPr>
           <w:p>
+            <w:pPr>
+              <w:cnfStyle w:val="000000100000" w:firstRow="0" w:lastRow="0" w:firstColumn="0" w:lastColumn="0" w:oddVBand="0" w:evenVBand="0" w:oddHBand="1" w:evenHBand="0" w:firstRowFirstColumn="0" w:firstRowLastColumn="0" w:lastRowFirstColumn="0" w:lastRowLastColumn="0"/>
+            </w:pPr>
             <w:r>
               <w:rPr>
                 <w:rFonts w:ascii="Arial" w:hAnsi="Arial"/>
@@ -1010,12 +1103,48 @@
             <w:tcW w:w="6520" w:type="dxa"/>
           </w:tcPr>
           <w:p>
+            <w:pPr>
+              <w:cnfStyle w:val="000000010000" w:firstRow="0" w:lastRow="0" w:firstColumn="0" w:lastColumn="0" w:oddVBand="0" w:evenVBand="0" w:oddHBand="0" w:evenHBand="1" w:firstRowFirstColumn="0" w:firstRowLastColumn="0" w:lastRowFirstColumn="0" w:lastRowLastColumn="0"/>
+            </w:pPr>
             <w:r>
               <w:rPr>
-                <w:rFonts w:ascii="Arial" w:hAnsi="Arial"/>
-                <w:sz w:val="18"/>
+                <w:noProof/>
               </w:rPr>
-              <w:t/>
+              <w:drawing>
+                <wp:inline distT="0" distB="0" distL="0" distR="0" wp14:anchorId="22F26675" wp14:editId="1A05BB73">
+                  <wp:extent cx="1413164" cy="644487"/>
+                  <wp:effectExtent l="0" t="0" r="0" b="0"/>
+                  <wp:docPr id="1874873425" name="Picture 1"/>
+                  <wp:cNvGraphicFramePr>
+                    <a:graphicFrameLocks xmlns:a="http://schemas.openxmlformats.org/drawingml/2006/main" noChangeAspect="1"/>
+                  </wp:cNvGraphicFramePr>
+                  <a:graphic xmlns:a="http://schemas.openxmlformats.org/drawingml/2006/main">
+                    <a:graphicData uri="http://schemas.openxmlformats.org/drawingml/2006/picture">
+                      <pic:pic xmlns:pic="http://schemas.openxmlformats.org/drawingml/2006/picture">
+                        <pic:nvPicPr>
+                          <pic:cNvPr id="1874873425" name="Picture 1874873425"/>
+                          <pic:cNvPicPr/>
+                        </pic:nvPicPr>
+                        <pic:blipFill>
+                          <a:blip r:embed="rId6"/>
+                          <a:stretch>
+                            <a:fillRect/>
+                          </a:stretch>
+                        </pic:blipFill>
+                        <pic:spPr>
+                          <a:xfrm>
+                            <a:off x="0" y="0"/>
+                            <a:ext cx="1420049" cy="647627"/>
+                          </a:xfrm>
+                          <a:prstGeom prst="rect">
+                            <a:avLst/>
+                          </a:prstGeom>
+                        </pic:spPr>
+                      </pic:pic>
+                    </a:graphicData>
+                  </a:graphic>
+                </wp:inline>
+              </w:drawing>
             </w:r>
           </w:p>
         </w:tc>
@@ -1095,6 +1224,7 @@
         <w:rPr>
           <w:rFonts w:ascii="Arial" w:hAnsi="Arial"/>
         </w:rPr>
+        <w:lastRenderedPageBreak/>
         <w:t>Anthropic (2025). Building reliable AI test agents — engineering blog.</w:t>
       </w:r>
     </w:p>
